--- a/51MN Metologija naukovyh doslidjen/1/MN_KNT-122_Onyshchenko_19_PR1.docx
+++ b/51MN Metologija naukovyh doslidjen/1/MN_KNT-122_Onyshchenko_19_PR1.docx
@@ -113,7 +113,7 @@
       </w:pPr>
       <w:r>
         <w:rPr/>
-        <w:t>Дисципліна «»</w:t>
+        <w:t>Дисципліна «Методологія наукових досліджень та академічне письмо»</w:t>
       </w:r>
     </w:p>
     <w:p>
@@ -135,6 +135,10 @@
       </w:r>
       <w:bookmarkStart w:id="0" w:name="_GoBack"/>
       <w:bookmarkEnd w:id="0"/>
+      <w:r>
+        <w:rPr/>
+        <w:t>1</w:t>
+      </w:r>
     </w:p>
     <w:p>
       <w:pPr>
@@ -145,7 +149,7 @@
       </w:pPr>
       <w:r>
         <w:rPr/>
-        <w:t>Тема «»</w:t>
+        <w:t>Тема «Основні вимоги до вибору теми та оформлення магістерської роботи»</w:t>
       </w:r>
     </w:p>
     <w:p>
@@ -316,7 +320,7 @@
         <w:tab/>
         <w:tab/>
         <w:tab/>
-        <w:t>Качан О.І.</w:t>
+        <w:t>Дубровін В.І.</w:t>
       </w:r>
     </w:p>
     <w:p>
@@ -343,22 +347,6 @@
         <w:spacing w:lineRule="auto" w:line="360" w:before="0" w:after="0"/>
         <w:ind w:hanging="0" w:left="0" w:right="0"/>
         <w:jc w:val="left"/>
-        <w:rPr/>
-      </w:pPr>
-      <w:r>
-        <w:rPr/>
-      </w:r>
-    </w:p>
-    <w:p>
-      <w:pPr>
-        <w:pStyle w:val="p11"/>
-        <w:tabs>
-          <w:tab w:val="clear" w:pos="851"/>
-          <w:tab w:val="left" w:pos="1986" w:leader="none"/>
-          <w:tab w:val="left" w:pos="4196" w:leader="none"/>
-          <w:tab w:val="center" w:pos="4961" w:leader="none"/>
-        </w:tabs>
-        <w:ind w:hanging="0"/>
         <w:rPr/>
       </w:pPr>
       <w:r>
@@ -393,6 +381,7 @@
           <w:tab w:val="center" w:pos="4961" w:leader="none"/>
         </w:tabs>
         <w:ind w:hanging="0"/>
+        <w:jc w:val="center"/>
         <w:rPr/>
       </w:pPr>
       <w:r>
@@ -531,53 +520,121 @@
     </w:p>
     <w:p>
       <w:pPr>
-        <w:pStyle w:val="p11"/>
-        <w:rPr/>
-      </w:pPr>
-      <w:r>
-        <w:rPr/>
-      </w:r>
-    </w:p>
-    <w:p>
-      <w:pPr>
-        <w:pStyle w:val="p11"/>
-        <w:rPr/>
-      </w:pPr>
-      <w:r>
-        <w:rPr/>
-        <w:t>Процес роботи описано рисунками нижче:</w:t>
-      </w:r>
-    </w:p>
-    <w:p>
-      <w:pPr>
-        <w:pStyle w:val="img1"/>
-        <w:rPr>
-          <w:lang w:val="en-US"/>
-        </w:rPr>
-      </w:pPr>
-      <w:r>
-        <w:rPr>
-          <w:lang w:val="en-US"/>
-        </w:rPr>
-      </w:r>
-    </w:p>
-    <w:p>
-      <w:pPr>
-        <w:pStyle w:val="img1"/>
-        <w:rPr/>
-      </w:pPr>
-      <w:r>
-        <w:rPr/>
-      </w:r>
-    </w:p>
-    <w:p>
-      <w:pPr>
-        <w:pStyle w:val="img1"/>
-        <w:rPr/>
-      </w:pPr>
-      <w:r>
-        <w:rPr/>
-        <w:t xml:space="preserve">Рисунок 1.1 – Початок вивчення </w:t>
+        <w:pStyle w:val="H2"/>
+        <w:rPr/>
+      </w:pPr>
+      <w:r>
+        <w:rPr/>
+      </w:r>
+    </w:p>
+    <w:p>
+      <w:pPr>
+        <w:pStyle w:val="p11"/>
+        <w:rPr/>
+      </w:pPr>
+      <w:r>
+        <w:rPr/>
+        <w:t>Тема роботи: вебзастосунок керування фермою.</w:t>
+      </w:r>
+    </w:p>
+    <w:p>
+      <w:pPr>
+        <w:pStyle w:val="p11"/>
+        <w:rPr/>
+      </w:pPr>
+      <w:r>
+        <w:rPr/>
+        <w:t>Обґрунтування вибору теми: ферми виробляють необхідні для людини ресурси, а саме їжу та напої. Для керування всіма процесами потрібно десь зберігати інформацію. Для цього має бути розроблене програмне забезпечення.</w:t>
+      </w:r>
+    </w:p>
+    <w:p>
+      <w:pPr>
+        <w:pStyle w:val="p11"/>
+        <w:rPr/>
+      </w:pPr>
+      <w:r>
+        <w:rPr/>
+        <w:t>Об’єкт: процес управління фермерським господарством.</w:t>
+      </w:r>
+    </w:p>
+    <w:p>
+      <w:pPr>
+        <w:pStyle w:val="p11"/>
+        <w:rPr/>
+      </w:pPr>
+      <w:r>
+        <w:rPr/>
+        <w:t>Предмет: методи, моделі та програмні засоби автоматизації управління фермою.</w:t>
+      </w:r>
+    </w:p>
+    <w:p>
+      <w:pPr>
+        <w:pStyle w:val="p11"/>
+        <w:rPr/>
+      </w:pPr>
+      <w:r>
+        <w:rPr/>
+        <w:t>Постановка задачі:</w:t>
+      </w:r>
+    </w:p>
+    <w:p>
+      <w:pPr>
+        <w:pStyle w:val="p11"/>
+        <w:rPr/>
+      </w:pPr>
+      <w:r>
+        <w:rPr/>
+        <w:t>1. Проаналізувати предметну область управління фермерським господарством.</w:t>
+      </w:r>
+    </w:p>
+    <w:p>
+      <w:pPr>
+        <w:pStyle w:val="p11"/>
+        <w:rPr/>
+      </w:pPr>
+      <w:r>
+        <w:rPr/>
+        <w:t>2. Дослідити існуючі програмні рішення і визначити їхні переваги та недоліки.</w:t>
+      </w:r>
+    </w:p>
+    <w:p>
+      <w:pPr>
+        <w:pStyle w:val="p11"/>
+        <w:rPr/>
+      </w:pPr>
+      <w:r>
+        <w:rPr/>
+        <w:t>3. Сформулювати функціональні й не функціональні вимоги до вебзастосунку.</w:t>
+      </w:r>
+    </w:p>
+    <w:p>
+      <w:pPr>
+        <w:pStyle w:val="p11"/>
+        <w:rPr/>
+      </w:pPr>
+      <w:r>
+        <w:rPr/>
+        <w:t>4. Спроєктувати архітектуру системи та базу даних.</w:t>
+      </w:r>
+    </w:p>
+    <w:p>
+      <w:pPr>
+        <w:pStyle w:val="p11"/>
+        <w:rPr/>
+      </w:pPr>
+      <w:r>
+        <w:rPr/>
+        <w:t>5. Розробити вебзастосунок для керування фермою.</w:t>
+      </w:r>
+    </w:p>
+    <w:p>
+      <w:pPr>
+        <w:pStyle w:val="p11"/>
+        <w:rPr/>
+      </w:pPr>
+      <w:r>
+        <w:rPr/>
+        <w:t>6. Провести тестування системи та оцінити її ефективність.</w:t>
       </w:r>
     </w:p>
     <w:p>
@@ -625,7 +682,7 @@
       </w:pPr>
       <w:r>
         <w:rPr/>
-        <w:t xml:space="preserve">Магістерська робота є кваліфікаційною роботою між бакалаврською та кандидатською. Вона має включати рівень новизни.  </w:t>
+        <w:t xml:space="preserve">Магістерська робота є кваліфікаційною роботою, що стоїть між бакалаврською та кандидатською. Вона має включати рівень новизни.  </w:t>
       </w:r>
     </w:p>
     <w:p>
@@ -673,17 +730,17 @@
       </w:pPr>
       <w:r>
         <w:rPr/>
-        <w:t xml:space="preserve">Предмет - </w:t>
-      </w:r>
-    </w:p>
-    <w:p>
-      <w:pPr>
-        <w:pStyle w:val="p11"/>
-        <w:rPr/>
-      </w:pPr>
-      <w:r>
-        <w:rPr/>
-        <w:t xml:space="preserve">Мета - </w:t>
+        <w:t>Предмет — конкретний аспект, риса, ознака, що належить об’єкту.</w:t>
+      </w:r>
+    </w:p>
+    <w:p>
+      <w:pPr>
+        <w:pStyle w:val="p11"/>
+        <w:rPr/>
+      </w:pPr>
+      <w:r>
+        <w:rPr/>
+        <w:t>Мета — кінцевий результат, який має бути досягнено по завершенню дослідження.</w:t>
       </w:r>
     </w:p>
     <w:p>
@@ -703,41 +760,41 @@
       </w:pPr>
       <w:r>
         <w:rPr/>
-        <w:t xml:space="preserve">Метод - </w:t>
-      </w:r>
-    </w:p>
-    <w:p>
-      <w:pPr>
-        <w:pStyle w:val="p11"/>
-        <w:rPr/>
-      </w:pPr>
-      <w:r>
-        <w:rPr/>
-        <w:t xml:space="preserve">Корисність - </w:t>
-      </w:r>
-    </w:p>
-    <w:p>
-      <w:pPr>
-        <w:pStyle w:val="p11"/>
-        <w:rPr/>
-      </w:pPr>
-      <w:r>
-        <w:rPr/>
-        <w:t xml:space="preserve">Апробація - </w:t>
-      </w:r>
-    </w:p>
-    <w:p>
-      <w:pPr>
-        <w:pStyle w:val="p11"/>
-        <w:rPr/>
-      </w:pPr>
-      <w:r>
-        <w:rPr/>
-      </w:r>
-    </w:p>
-    <w:p>
-      <w:pPr>
-        <w:pStyle w:val="p11"/>
+        <w:t>Метод — спосіб застосування попередніх знань для отримання нових.</w:t>
+      </w:r>
+    </w:p>
+    <w:p>
+      <w:pPr>
+        <w:pStyle w:val="p11"/>
+        <w:rPr/>
+      </w:pPr>
+      <w:r>
+        <w:rPr/>
+        <w:t>Поняття — думка, у якій відбивають відмітні властивості предметів і відносини між ними.</w:t>
+      </w:r>
+    </w:p>
+    <w:p>
+      <w:pPr>
+        <w:pStyle w:val="p11"/>
+        <w:rPr/>
+      </w:pPr>
+      <w:r>
+        <w:rPr/>
+        <w:t>Апробація — представлення результатів публіці, виступ і презентація публікації.</w:t>
+      </w:r>
+    </w:p>
+    <w:p>
+      <w:pPr>
+        <w:pStyle w:val="p11"/>
+        <w:rPr/>
+      </w:pPr>
+      <w:r>
+        <w:rPr/>
+      </w:r>
+    </w:p>
+    <w:p>
+      <w:pPr>
+        <w:pStyle w:val="H2"/>
         <w:rPr/>
       </w:pPr>
       <w:r>
@@ -747,7 +804,55 @@
     </w:p>
     <w:p>
       <w:pPr>
-        <w:pStyle w:val="p11"/>
+        <w:pStyle w:val="P1"/>
+        <w:rPr/>
+      </w:pPr>
+      <w:r>
+        <w:rPr/>
+      </w:r>
+    </w:p>
+    <w:p>
+      <w:pPr>
+        <w:pStyle w:val="P1"/>
+        <w:rPr/>
+      </w:pPr>
+      <w:r>
+        <w:rPr/>
+        <w:t>Тема — це наукова задача, яка охоплює визначену галузь дослідження і водночас є частиною проблеми.</w:t>
+      </w:r>
+    </w:p>
+    <w:p>
+      <w:pPr>
+        <w:pStyle w:val="P1"/>
+        <w:rPr/>
+      </w:pPr>
+      <w:r>
+        <w:rPr/>
+        <w:t>Проблема — це складна наукова задач, яка охоплює значну галузь досліджень та має перспективне значення.</w:t>
+      </w:r>
+    </w:p>
+    <w:p>
+      <w:pPr>
+        <w:pStyle w:val="P1"/>
+        <w:rPr/>
+      </w:pPr>
+      <w:r>
+        <w:rPr/>
+        <w:t>Актуальність — це переконаність у тому, що раніше подібні роботи не виконувалися, що тема є сучасною та потрібною на даному етапі розвитку суспільства і має соціальне значення.</w:t>
+      </w:r>
+    </w:p>
+    <w:p>
+      <w:pPr>
+        <w:pStyle w:val="P1"/>
+        <w:rPr/>
+      </w:pPr>
+      <w:r>
+        <w:rPr/>
+      </w:r>
+    </w:p>
+    <w:p>
+      <w:pPr>
+        <w:pStyle w:val="H2"/>
         <w:rPr/>
       </w:pPr>
       <w:r>
@@ -757,7 +862,55 @@
     </w:p>
     <w:p>
       <w:pPr>
-        <w:pStyle w:val="p11"/>
+        <w:pStyle w:val="P1"/>
+        <w:rPr/>
+      </w:pPr>
+      <w:r>
+        <w:rPr/>
+      </w:r>
+    </w:p>
+    <w:p>
+      <w:pPr>
+        <w:pStyle w:val="P1"/>
+        <w:rPr/>
+      </w:pPr>
+      <w:r>
+        <w:rPr/>
+        <w:t>Об’єкт — явище, процес або сфера, яка вивчається.</w:t>
+      </w:r>
+    </w:p>
+    <w:p>
+      <w:pPr>
+        <w:pStyle w:val="P1"/>
+        <w:rPr/>
+      </w:pPr>
+      <w:r>
+        <w:rPr/>
+        <w:t>Предмет — конкретний аспект, властивість об’єкта, на якому зосереджене дослідження.</w:t>
+      </w:r>
+    </w:p>
+    <w:p>
+      <w:pPr>
+        <w:pStyle w:val="P1"/>
+        <w:rPr/>
+      </w:pPr>
+      <w:r>
+        <w:rPr/>
+        <w:t>Постановка задачі — розбиття мети на короткі, послідовні кроки.</w:t>
+      </w:r>
+    </w:p>
+    <w:p>
+      <w:pPr>
+        <w:pStyle w:val="P1"/>
+        <w:rPr/>
+      </w:pPr>
+      <w:r>
+        <w:rPr/>
+      </w:r>
+    </w:p>
+    <w:p>
+      <w:pPr>
+        <w:pStyle w:val="H2"/>
         <w:rPr/>
       </w:pPr>
       <w:r>
@@ -767,12 +920,128 @@
     </w:p>
     <w:p>
       <w:pPr>
-        <w:pStyle w:val="p11"/>
+        <w:pStyle w:val="P1"/>
+        <w:rPr/>
+      </w:pPr>
+      <w:r>
+        <w:rPr/>
+      </w:r>
+    </w:p>
+    <w:p>
+      <w:pPr>
+        <w:pStyle w:val="P1"/>
+        <w:rPr/>
+      </w:pPr>
+      <w:r>
+        <w:rPr/>
+        <w:t>Порядок виконання наукового дослідження такий:</w:t>
+      </w:r>
+    </w:p>
+    <w:p>
+      <w:pPr>
+        <w:pStyle w:val="P1"/>
+        <w:rPr/>
+      </w:pPr>
+      <w:r>
+        <w:rPr/>
+        <w:t>1. Обґрунтування актуальності обраної теми.</w:t>
+      </w:r>
+    </w:p>
+    <w:p>
+      <w:pPr>
+        <w:pStyle w:val="P1"/>
+        <w:rPr/>
+      </w:pPr>
+      <w:r>
+        <w:rPr/>
+        <w:t>2. Постановка мети і конкретних задач дослідження.</w:t>
+      </w:r>
+    </w:p>
+    <w:p>
+      <w:pPr>
+        <w:pStyle w:val="P1"/>
+        <w:rPr/>
+      </w:pPr>
+      <w:r>
+        <w:rPr/>
+        <w:t>3. Визначення об’єкта і предмета дослідження.</w:t>
+      </w:r>
+    </w:p>
+    <w:p>
+      <w:pPr>
+        <w:pStyle w:val="P1"/>
+        <w:rPr/>
+      </w:pPr>
+      <w:r>
+        <w:rPr/>
+        <w:t>4. Вибір методу проведення дослідження.</w:t>
+      </w:r>
+    </w:p>
+    <w:p>
+      <w:pPr>
+        <w:pStyle w:val="P1"/>
+        <w:rPr/>
+      </w:pPr>
+      <w:r>
+        <w:rPr/>
+        <w:t>5. Опис процесу дослідження.</w:t>
+      </w:r>
+    </w:p>
+    <w:p>
+      <w:pPr>
+        <w:pStyle w:val="P1"/>
+        <w:rPr/>
+      </w:pPr>
+      <w:r>
+        <w:rPr/>
+        <w:t>6. Обговорення результатів дослідження.</w:t>
+      </w:r>
+    </w:p>
+    <w:p>
+      <w:pPr>
+        <w:pStyle w:val="P1"/>
+        <w:rPr/>
+      </w:pPr>
+      <w:r>
+        <w:rPr/>
+        <w:t>7. Формування висновків та оцінка отриманих результатів.</w:t>
+      </w:r>
+    </w:p>
+    <w:p>
+      <w:pPr>
+        <w:pStyle w:val="P1"/>
+        <w:rPr/>
+      </w:pPr>
+      <w:r>
+        <w:rPr/>
+      </w:r>
+    </w:p>
+    <w:p>
+      <w:pPr>
+        <w:pStyle w:val="H2"/>
         <w:rPr/>
       </w:pPr>
       <w:r>
         <w:rPr/>
         <w:t>Основні вимоги щодо оформлення магістерської роботи.</w:t>
+      </w:r>
+    </w:p>
+    <w:p>
+      <w:pPr>
+        <w:pStyle w:val="P1"/>
+        <w:rPr/>
+      </w:pPr>
+      <w:r>
+        <w:rPr/>
+      </w:r>
+    </w:p>
+    <w:p>
+      <w:pPr>
+        <w:pStyle w:val="P1"/>
+        <w:rPr/>
+      </w:pPr>
+      <w:r>
+        <w:rPr/>
       </w:r>
     </w:p>
     <w:sectPr>
@@ -1919,6 +2188,7 @@
       <w:spacing w:lineRule="auto" w:line="360" w:before="0" w:after="0"/>
       <w:ind w:hanging="0"/>
       <w:jc w:val="center"/>
+      <w:outlineLvl w:val="0"/>
     </w:pPr>
     <w:rPr>
       <w:rFonts w:ascii="Times New Roman" w:hAnsi="Times New Roman"/>

--- a/51MN Metologija naukovyh doslidjen/1/MN_KNT-122_Onyshchenko_19_PR1.docx
+++ b/51MN Metologija naukovyh doslidjen/1/MN_KNT-122_Onyshchenko_19_PR1.docx
@@ -533,48 +533,102 @@
         <w:rPr/>
       </w:pPr>
       <w:r>
-        <w:rPr/>
-        <w:t>Тема роботи: вебзастосунок керування фермою.</w:t>
-      </w:r>
-    </w:p>
-    <w:p>
-      <w:pPr>
-        <w:pStyle w:val="p11"/>
-        <w:rPr/>
-      </w:pPr>
-      <w:r>
-        <w:rPr/>
-        <w:t>Обґрунтування вибору теми: ферми виробляють необхідні для людини ресурси, а саме їжу та напої. Для керування всіма процесами потрібно десь зберігати інформацію. Для цього має бути розроблене програмне забезпечення.</w:t>
-      </w:r>
-    </w:p>
-    <w:p>
-      <w:pPr>
-        <w:pStyle w:val="p11"/>
-        <w:rPr/>
-      </w:pPr>
-      <w:r>
-        <w:rPr/>
-        <w:t>Об’єкт: процес управління фермерським господарством.</w:t>
-      </w:r>
-    </w:p>
-    <w:p>
-      <w:pPr>
-        <w:pStyle w:val="p11"/>
-        <w:rPr/>
-      </w:pPr>
-      <w:r>
-        <w:rPr/>
-        <w:t>Предмет: методи, моделі та програмні засоби автоматизації управління фермою.</w:t>
-      </w:r>
-    </w:p>
-    <w:p>
-      <w:pPr>
-        <w:pStyle w:val="p11"/>
-        <w:rPr/>
-      </w:pPr>
-      <w:r>
-        <w:rPr/>
-        <w:t>Постановка задачі:</w:t>
+        <w:rPr>
+          <w:b/>
+          <w:bCs/>
+        </w:rPr>
+        <w:t>Тема</w:t>
+      </w:r>
+      <w:r>
+        <w:rPr/>
+        <w:t xml:space="preserve"> роботи: вебзастосунок керування фермою.</w:t>
+      </w:r>
+    </w:p>
+    <w:p>
+      <w:pPr>
+        <w:pStyle w:val="p11"/>
+        <w:rPr/>
+      </w:pPr>
+      <w:r>
+        <w:rPr>
+          <w:b/>
+          <w:bCs/>
+          <w:lang w:val="uk-UA"/>
+        </w:rPr>
+        <w:t>Актуальність</w:t>
+      </w:r>
+      <w:r>
+        <w:rPr>
+          <w:lang w:val="uk-UA"/>
+        </w:rPr>
+        <w:t xml:space="preserve"> </w:t>
+      </w:r>
+      <w:r>
+        <w:rPr/>
+        <w:t>вибр</w:t>
+      </w:r>
+      <w:r>
+        <w:rPr/>
+        <w:t xml:space="preserve">аної </w:t>
+      </w:r>
+      <w:r>
+        <w:rPr/>
+        <w:t>теми: ферми виробляють необхідні для людини ресурси, а саме їжу та напої. Для керування всіма процесами потрібно десь зберігати інформацію. Для цього має бути розроблене програмне забезпечення.</w:t>
+      </w:r>
+    </w:p>
+    <w:p>
+      <w:pPr>
+        <w:pStyle w:val="p11"/>
+        <w:rPr/>
+      </w:pPr>
+      <w:r>
+        <w:rPr>
+          <w:b/>
+          <w:bCs/>
+        </w:rPr>
+        <w:t>Предмет</w:t>
+      </w:r>
+      <w:r>
+        <w:rPr/>
+        <w:t>: методи, моделі та програмні засоби автоматизації управління фермою.</w:t>
+      </w:r>
+    </w:p>
+    <w:p>
+      <w:pPr>
+        <w:pStyle w:val="p11"/>
+        <w:rPr/>
+      </w:pPr>
+      <w:r>
+        <w:rPr>
+          <w:b/>
+          <w:bCs/>
+        </w:rPr>
+        <w:t>Об’єкт</w:t>
+      </w:r>
+      <w:r>
+        <w:rPr/>
+        <w:t>: процес управління фермерським господарством.</w:t>
+      </w:r>
+    </w:p>
+    <w:p>
+      <w:pPr>
+        <w:pStyle w:val="p11"/>
+        <w:rPr/>
+      </w:pPr>
+      <w:r>
+        <w:rPr>
+          <w:b/>
+          <w:bCs/>
+        </w:rPr>
+        <w:t xml:space="preserve">Постановка задачі </w:t>
+      </w:r>
+      <w:r>
+        <w:rPr/>
+        <w:t>дослідження</w:t>
+      </w:r>
+      <w:r>
+        <w:rPr/>
+        <w:t>:</w:t>
       </w:r>
     </w:p>
     <w:p>
@@ -1005,43 +1059,6 @@
       <w:r>
         <w:rPr/>
         <w:t>7. Формування висновків та оцінка отриманих результатів.</w:t>
-      </w:r>
-    </w:p>
-    <w:p>
-      <w:pPr>
-        <w:pStyle w:val="P1"/>
-        <w:rPr/>
-      </w:pPr>
-      <w:r>
-        <w:rPr/>
-      </w:r>
-    </w:p>
-    <w:p>
-      <w:pPr>
-        <w:pStyle w:val="H2"/>
-        <w:rPr/>
-      </w:pPr>
-      <w:r>
-        <w:rPr/>
-        <w:t>Основні вимоги щодо оформлення магістерської роботи.</w:t>
-      </w:r>
-    </w:p>
-    <w:p>
-      <w:pPr>
-        <w:pStyle w:val="P1"/>
-        <w:rPr/>
-      </w:pPr>
-      <w:r>
-        <w:rPr/>
-      </w:r>
-    </w:p>
-    <w:p>
-      <w:pPr>
-        <w:pStyle w:val="P1"/>
-        <w:rPr/>
-      </w:pPr>
-      <w:r>
-        <w:rPr/>
       </w:r>
     </w:p>
     <w:sectPr>
@@ -1842,12 +1859,12 @@
       <w:lang w:val="en-US" w:eastAsia="uk-UA"/>
     </w:rPr>
   </w:style>
-  <w:style w:type="character" w:styleId="Style12">
-    <w:name w:val="Символ нумерації"/>
+  <w:style w:type="character" w:styleId="user">
+    <w:name w:val="Символ нумерації (user)"/>
     <w:qFormat/>
     <w:rPr/>
   </w:style>
-  <w:style w:type="paragraph" w:styleId="Style13">
+  <w:style w:type="paragraph" w:styleId="Style12">
     <w:name w:val="Заголовок"/>
     <w:basedOn w:val="Normal"/>
     <w:next w:val="BodyText"/>
@@ -1857,7 +1874,7 @@
       <w:spacing w:before="240" w:after="120"/>
     </w:pPr>
     <w:rPr>
-      <w:rFonts w:ascii="Liberation Sans" w:hAnsi="Liberation Sans" w:eastAsia="Microsoft YaHei" w:cs="Lucida Sans"/>
+      <w:rFonts w:ascii="Liberation Sans" w:hAnsi="Liberation Sans" w:eastAsia="Microsoft YaHei" w:cs="Arial Unicode MS"/>
       <w:sz w:val="28"/>
       <w:szCs w:val="28"/>
     </w:rPr>
@@ -1894,7 +1911,7 @@
       <w:szCs w:val="24"/>
     </w:rPr>
   </w:style>
-  <w:style w:type="paragraph" w:styleId="Style14">
+  <w:style w:type="paragraph" w:styleId="Style13">
     <w:name w:val="Покажчик"/>
     <w:basedOn w:val="Normal"/>
     <w:qFormat/>
@@ -1902,10 +1919,10 @@
       <w:suppressLineNumbers/>
     </w:pPr>
     <w:rPr>
-      <w:rFonts w:cs="Lucida Sans"/>
-    </w:rPr>
-  </w:style>
-  <w:style w:type="paragraph" w:styleId="user">
+      <w:rFonts w:cs="Arial Unicode MS"/>
+    </w:rPr>
+  </w:style>
+  <w:style w:type="paragraph" w:styleId="user1">
     <w:name w:val="Заголовок (user)"/>
     <w:basedOn w:val="Normal"/>
     <w:next w:val="BodyText"/>
@@ -1915,12 +1932,12 @@
       <w:spacing w:before="240" w:after="120"/>
     </w:pPr>
     <w:rPr>
-      <w:rFonts w:ascii="Liberation Sans" w:hAnsi="Liberation Sans" w:eastAsia="Microsoft YaHei" w:cs="Arial Unicode MS"/>
+      <w:rFonts w:ascii="Liberation Sans" w:hAnsi="Liberation Sans" w:eastAsia="Microsoft YaHei" w:cs="Lucida Sans"/>
       <w:sz w:val="28"/>
       <w:szCs w:val="28"/>
     </w:rPr>
   </w:style>
-  <w:style w:type="paragraph" w:styleId="user1">
+  <w:style w:type="paragraph" w:styleId="user2">
     <w:name w:val="Покажчик (user)"/>
     <w:basedOn w:val="Normal"/>
     <w:qFormat/>
@@ -1928,12 +1945,12 @@
       <w:suppressLineNumbers/>
     </w:pPr>
     <w:rPr>
-      <w:rFonts w:cs="Arial Unicode MS"/>
+      <w:rFonts w:cs="Lucida Sans"/>
     </w:rPr>
   </w:style>
   <w:style w:type="paragraph" w:styleId="IndexHeading">
     <w:name w:val="index heading"/>
-    <w:basedOn w:val="user"/>
+    <w:basedOn w:val="Style12"/>
     <w:pPr/>
     <w:rPr/>
   </w:style>
@@ -2209,8 +2226,8 @@
     </w:pPr>
     <w:rPr/>
   </w:style>
-  <w:style w:type="numbering" w:styleId="user2" w:default="1">
-    <w:name w:val="Без маркерів (user)"/>
+  <w:style w:type="numbering" w:styleId="Style14" w:default="1">
+    <w:name w:val="Без маркерів"/>
     <w:uiPriority w:val="99"/>
     <w:semiHidden/>
     <w:unhideWhenUsed/>
